--- a/Mark 2 Introspective.docx
+++ b/Mark 2 Introspective.docx
@@ -1246,193 +1246,14 @@
     <w:p>
       <w:pPr>
         <w:jc w:val="center"/>
-        <w:rPr>
-          <w:rFonts w:eastAsiaTheme="minorEastAsia"/>
-          <w:sz w:val="16"/>
-          <w:szCs w:val="16"/>
-        </w:rPr>
-      </w:pPr>
-    </w:p>
-    <w:p>
-      <w:pPr>
-        <w:jc w:val="center"/>
-        <w:rPr>
-          <w:rFonts w:eastAsiaTheme="minorEastAsia"/>
-          <w:sz w:val="16"/>
-          <w:szCs w:val="16"/>
-        </w:rPr>
-      </w:pPr>
-    </w:p>
-    <w:p>
-      <w:pPr>
-        <w:jc w:val="center"/>
-        <w:rPr>
-          <w:sz w:val="16"/>
-          <w:szCs w:val="16"/>
-        </w:rPr>
-      </w:pPr>
-    </w:p>
-    <w:p>
-      <w:pPr>
-        <w:pStyle w:val="Heading1"/>
-      </w:pPr>
-      <w:r>
-        <w:lastRenderedPageBreak/>
-        <w:t>Vehicle</w:t>
-      </w:r>
-    </w:p>
-    <w:p>
-      <w:pPr>
-        <w:pStyle w:val="ListParagraph"/>
-        <w:numPr>
-          <w:ilvl w:val="0"/>
-          <w:numId w:val="2"/>
-        </w:numPr>
-      </w:pPr>
-      <w:r>
-        <w:t>Make the tanks out of hvac ducting. This stuff comes in a ton of different diameters:</w:t>
-      </w:r>
-    </w:p>
-    <w:p>
-      <w:pPr>
-        <w:pStyle w:val="ListParagraph"/>
-        <w:numPr>
-          <w:ilvl w:val="1"/>
-          <w:numId w:val="2"/>
-        </w:numPr>
-      </w:pPr>
-      <w:r>
-        <w:t>0.7</w:t>
-      </w:r>
-      <w:r>
-        <w:t>9</w:t>
-      </w:r>
-      <w:r>
-        <w:t xml:space="preserve">mm 304 stainless: </w:t>
-      </w:r>
-      <w:hyperlink r:id="rId5" w:history="1">
-        <w:r>
-          <w:rPr>
-            <w:rStyle w:val="Hyperlink"/>
-          </w:rPr>
-          <w:t>https://www.mcmaster.com/2538K115/</w:t>
-        </w:r>
-      </w:hyperlink>
-    </w:p>
-    <w:p>
-      <w:pPr>
-        <w:pStyle w:val="ListParagraph"/>
-        <w:numPr>
-          <w:ilvl w:val="1"/>
-          <w:numId w:val="2"/>
-        </w:numPr>
-      </w:pPr>
-      <w:r>
-        <w:t>0.6</w:t>
-      </w:r>
-      <w:r>
-        <w:t>4</w:t>
-      </w:r>
-      <w:r>
-        <w:t xml:space="preserve">mm, polished: </w:t>
-      </w:r>
-      <w:hyperlink r:id="rId6" w:history="1">
-        <w:r>
-          <w:rPr>
-            <w:rStyle w:val="Hyperlink"/>
-          </w:rPr>
-          <w:t>https://www.mcmaster.com/18005K27/</w:t>
-        </w:r>
-      </w:hyperlink>
-    </w:p>
-    <w:p>
-      <w:pPr>
-        <w:pStyle w:val="ListParagraph"/>
-        <w:numPr>
-          <w:ilvl w:val="1"/>
-          <w:numId w:val="2"/>
-        </w:numPr>
-      </w:pPr>
-      <w:r>
-        <w:t>0.</w:t>
-      </w:r>
-      <w:r>
-        <w:t>5</w:t>
-      </w:r>
-      <w:r>
-        <w:t>1</w:t>
-      </w:r>
-      <w:r>
-        <w:t>mm</w:t>
-      </w:r>
-      <w:r>
-        <w:t xml:space="preserve"> </w:t>
-      </w:r>
-      <w:r>
-        <w:t>Al</w:t>
-      </w:r>
-      <w:r>
-        <w:t xml:space="preserve">, but needs </w:t>
-      </w:r>
-      <w:r>
-        <w:t>seam</w:t>
-      </w:r>
-      <w:r>
-        <w:t xml:space="preserve">: </w:t>
-      </w:r>
-      <w:hyperlink r:id="rId7" w:history="1">
-        <w:r>
-          <w:rPr>
-            <w:rStyle w:val="Hyperlink"/>
-          </w:rPr>
-          <w:t>https://www.mcmaster.com/1773K308/</w:t>
-        </w:r>
-      </w:hyperlink>
-    </w:p>
-    <w:p>
-      <w:pPr>
-        <w:pStyle w:val="ListParagraph"/>
-        <w:numPr>
-          <w:ilvl w:val="1"/>
-          <w:numId w:val="2"/>
-        </w:numPr>
-      </w:pPr>
-      <w:r>
-        <w:t xml:space="preserve">0.55mm galvanized: </w:t>
-      </w:r>
-      <w:hyperlink r:id="rId8" w:history="1">
-        <w:r>
-          <w:rPr>
-            <w:rStyle w:val="Hyperlink"/>
-          </w:rPr>
-          <w:t>https://www.mcmaster.com/2226K48/</w:t>
-        </w:r>
-      </w:hyperlink>
-    </w:p>
-    <w:p>
-      <w:pPr>
-        <w:pStyle w:val="Heading1"/>
-      </w:pPr>
-      <w:r>
-        <w:t>Impeller</w:t>
-      </w:r>
-    </w:p>
-    <w:p>
-      <w:pPr>
-        <w:jc w:val="center"/>
       </w:pPr>
       <w:r>
         <w:rPr>
           <w:noProof/>
         </w:rPr>
-        <w:t xml:space="preserve"> </w:t>
-      </w:r>
-      <w:r>
-        <w:rPr>
-          <w:noProof/>
-        </w:rPr>
+        <w:lastRenderedPageBreak/>
         <w:drawing>
-          <wp:inline distT="0" distB="0" distL="0" distR="0" wp14:anchorId="3D6A3E41" wp14:editId="045B1AA8">
+          <wp:inline distT="0" distB="0" distL="0" distR="0" wp14:anchorId="7FA65BCB" wp14:editId="2C1C7A20">
             <wp:extent cx="3416300" cy="1559163"/>
             <wp:effectExtent l="0" t="0" r="0" b="3175"/>
             <wp:docPr id="583243142" name="Picture 1" descr="A math equations on a white background&#10;&#10;AI-generated content may be incorrect."/>
@@ -1447,7 +1268,7 @@
                     <pic:cNvPicPr/>
                   </pic:nvPicPr>
                   <pic:blipFill>
-                    <a:blip r:embed="rId9"/>
+                    <a:blip r:embed="rId5"/>
                     <a:stretch>
                       <a:fillRect/>
                     </a:stretch>
@@ -1475,7 +1296,7 @@
           <w:noProof/>
         </w:rPr>
         <w:drawing>
-          <wp:inline distT="0" distB="0" distL="0" distR="0" wp14:anchorId="7E65A6B3" wp14:editId="61468C3E">
+          <wp:inline distT="0" distB="0" distL="0" distR="0" wp14:anchorId="5B85EF5F" wp14:editId="3C3CEFDF">
             <wp:extent cx="1866900" cy="1553742"/>
             <wp:effectExtent l="0" t="0" r="0" b="8890"/>
             <wp:docPr id="1947679328" name="Picture 1" descr="A diagram of a cone&#10;&#10;AI-generated content may be incorrect."/>
@@ -1490,7 +1311,7 @@
                     <pic:cNvPicPr/>
                   </pic:nvPicPr>
                   <pic:blipFill>
-                    <a:blip r:embed="rId10"/>
+                    <a:blip r:embed="rId6"/>
                     <a:stretch>
                       <a:fillRect/>
                     </a:stretch>
@@ -1701,7 +1522,7 @@
             <w:rPr>
               <w:rFonts w:ascii="Cambria Math" w:hAnsi="Cambria Math"/>
             </w:rPr>
-            <m:t>-</m:t>
+            <m:t>+</m:t>
           </m:r>
           <m:func>
             <m:funcPr>
@@ -1748,13 +1569,7 @@
             <w:rPr>
               <w:rFonts w:ascii="Cambria Math" w:eastAsiaTheme="minorEastAsia" w:hAnsi="Cambria Math"/>
             </w:rPr>
-            <m:t>c</m:t>
-          </m:r>
-          <m:r>
-            <w:rPr>
-              <w:rFonts w:ascii="Cambria Math" w:eastAsiaTheme="minorEastAsia" w:hAnsi="Cambria Math"/>
-            </w:rPr>
-            <m:t>=</m:t>
+            <m:t>c=</m:t>
           </m:r>
           <m:f>
             <m:fPr>
@@ -1922,7 +1737,7 @@
                     <w:rPr>
                       <w:rFonts w:ascii="Cambria Math" w:hAnsi="Cambria Math"/>
                     </w:rPr>
-                    <m:t>-</m:t>
+                    <m:t>+</m:t>
                   </m:r>
                   <m:func>
                     <m:funcPr>
@@ -2037,7 +1852,19 @@
                 <w:rPr>
                   <w:rFonts w:ascii="Cambria Math" w:eastAsiaTheme="minorEastAsia" w:hAnsi="Cambria Math"/>
                 </w:rPr>
-                <m:t xml:space="preserve">θ - </m:t>
+                <m:t xml:space="preserve">θ </m:t>
+              </m:r>
+              <m:r>
+                <w:rPr>
+                  <w:rFonts w:ascii="Cambria Math" w:eastAsiaTheme="minorEastAsia" w:hAnsi="Cambria Math"/>
+                </w:rPr>
+                <m:t>+</m:t>
+              </m:r>
+              <m:r>
+                <w:rPr>
+                  <w:rFonts w:ascii="Cambria Math" w:eastAsiaTheme="minorEastAsia" w:hAnsi="Cambria Math"/>
+                </w:rPr>
+                <m:t xml:space="preserve"> </m:t>
               </m:r>
               <m:sSub>
                 <m:sSubPr>
@@ -2081,13 +1908,19 @@
                 <w:rPr>
                   <w:rFonts w:ascii="Cambria Math" w:eastAsiaTheme="minorEastAsia" w:hAnsi="Cambria Math"/>
                 </w:rPr>
-                <m:t>c</m:t>
+                <m:t xml:space="preserve">c </m:t>
               </m:r>
               <m:r>
                 <w:rPr>
+                  <w:rFonts w:ascii="Cambria Math" w:hAnsi="Cambria Math"/>
+                </w:rPr>
+                <m:t>-</m:t>
+              </m:r>
+              <m:r>
+                <w:rPr>
                   <w:rFonts w:ascii="Cambria Math" w:eastAsiaTheme="minorEastAsia" w:hAnsi="Cambria Math"/>
                 </w:rPr>
-                <m:t xml:space="preserve"> + A = 0</m:t>
+                <m:t>A = 0</m:t>
               </m:r>
             </m:e>
           </m:func>
@@ -2107,13 +1940,7 @@
             <w:rPr>
               <w:rFonts w:ascii="Cambria Math" w:eastAsiaTheme="minorEastAsia" w:hAnsi="Cambria Math"/>
             </w:rPr>
-            <m:t>c</m:t>
-          </m:r>
-          <m:r>
-            <w:rPr>
-              <w:rFonts w:ascii="Cambria Math" w:eastAsiaTheme="minorEastAsia" w:hAnsi="Cambria Math"/>
-            </w:rPr>
-            <m:t>=</m:t>
+            <m:t>c=</m:t>
           </m:r>
           <m:f>
             <m:fPr>
@@ -2192,6 +2019,12 @@
                   </m:ctrlPr>
                 </m:sSubPr>
                 <m:e>
+                  <m:r>
+                    <w:rPr>
+                      <w:rFonts w:ascii="Cambria Math" w:hAnsi="Cambria Math"/>
+                    </w:rPr>
+                    <m:t>-</m:t>
+                  </m:r>
                   <m:r>
                     <w:rPr>
                       <w:rFonts w:ascii="Cambria Math" w:hAnsi="Cambria Math"/>
@@ -2326,7 +2159,13 @@
                     <w:rPr>
                       <w:rFonts w:ascii="Cambria Math" w:hAnsi="Cambria Math"/>
                     </w:rPr>
-                    <m:t>-4A</m:t>
+                    <m:t>+</m:t>
+                  </m:r>
+                  <m:r>
+                    <w:rPr>
+                      <w:rFonts w:ascii="Cambria Math" w:hAnsi="Cambria Math"/>
+                    </w:rPr>
+                    <m:t>4A</m:t>
                   </m:r>
                   <m:r>
                     <w:rPr>
@@ -2383,13 +2222,7 @@
             <w:rPr>
               <w:rFonts w:ascii="Cambria Math" w:eastAsiaTheme="minorEastAsia" w:hAnsi="Cambria Math"/>
             </w:rPr>
-            <m:t>c</m:t>
-          </m:r>
-          <m:r>
-            <w:rPr>
-              <w:rFonts w:ascii="Cambria Math" w:eastAsiaTheme="minorEastAsia" w:hAnsi="Cambria Math"/>
-            </w:rPr>
-            <m:t>=</m:t>
+            <m:t>c=</m:t>
           </m:r>
           <m:f>
             <m:fPr>
@@ -2475,12 +2308,6 @@
               </m:ctrlPr>
             </m:dPr>
             <m:e>
-              <m:r>
-                <w:rPr>
-                  <w:rFonts w:ascii="Cambria Math" w:hAnsi="Cambria Math"/>
-                </w:rPr>
-                <m:t>1±</m:t>
-              </m:r>
               <m:rad>
                 <m:radPr>
                   <m:degHide m:val="1"/>
@@ -2497,7 +2324,13 @@
                     <w:rPr>
                       <w:rFonts w:ascii="Cambria Math" w:hAnsi="Cambria Math"/>
                     </w:rPr>
-                    <m:t>1-</m:t>
+                    <m:t>1</m:t>
+                  </m:r>
+                  <m:r>
+                    <w:rPr>
+                      <w:rFonts w:ascii="Cambria Math" w:hAnsi="Cambria Math"/>
+                    </w:rPr>
+                    <m:t>+</m:t>
                   </m:r>
                   <m:f>
                     <m:fPr>
@@ -2552,6 +2385,151 @@
                         </w:rPr>
                         <m:t>π</m:t>
                       </m:r>
+                      <m:sSup>
+                        <m:sSupPr>
+                          <m:ctrlPr>
+                            <w:rPr>
+                              <w:rFonts w:ascii="Cambria Math" w:hAnsi="Cambria Math"/>
+                              <w:i/>
+                            </w:rPr>
+                          </m:ctrlPr>
+                        </m:sSupPr>
+                        <m:e>
+                          <m:sSub>
+                            <m:sSubPr>
+                              <m:ctrlPr>
+                                <w:rPr>
+                                  <w:rFonts w:ascii="Cambria Math" w:hAnsi="Cambria Math"/>
+                                  <w:i/>
+                                </w:rPr>
+                              </m:ctrlPr>
+                            </m:sSubPr>
+                            <m:e>
+                              <m:r>
+                                <w:rPr>
+                                  <w:rFonts w:ascii="Cambria Math" w:hAnsi="Cambria Math"/>
+                                </w:rPr>
+                                <m:t>r</m:t>
+                              </m:r>
+                            </m:e>
+                            <m:sub>
+                              <m:r>
+                                <w:rPr>
+                                  <w:rFonts w:ascii="Cambria Math" w:hAnsi="Cambria Math"/>
+                                </w:rPr>
+                                <m:t>shroud</m:t>
+                              </m:r>
+                            </m:sub>
+                          </m:sSub>
+                        </m:e>
+                        <m:sup>
+                          <m:r>
+                            <w:rPr>
+                              <w:rFonts w:ascii="Cambria Math" w:hAnsi="Cambria Math"/>
+                            </w:rPr>
+                            <m:t>2</m:t>
+                          </m:r>
+                        </m:sup>
+                      </m:sSup>
+                    </m:den>
+                  </m:f>
+                </m:e>
+              </m:rad>
+              <m:r>
+                <w:rPr>
+                  <w:rFonts w:ascii="Cambria Math" w:hAnsi="Cambria Math"/>
+                </w:rPr>
+                <m:t>-</m:t>
+              </m:r>
+              <m:r>
+                <w:rPr>
+                  <w:rFonts w:ascii="Cambria Math" w:hAnsi="Cambria Math"/>
+                </w:rPr>
+                <m:t>1</m:t>
+              </m:r>
+            </m:e>
+          </m:d>
+        </m:oMath>
+      </m:oMathPara>
+    </w:p>
+    <w:p>
+      <w:pPr>
+        <w:jc w:val="center"/>
+        <w:rPr>
+          <w:rFonts w:eastAsiaTheme="minorEastAsia"/>
+        </w:rPr>
+      </w:pPr>
+      <m:oMathPara>
+        <m:oMath>
+          <m:r>
+            <w:rPr>
+              <w:rFonts w:ascii="Cambria Math" w:eastAsiaTheme="minorEastAsia" w:hAnsi="Cambria Math"/>
+            </w:rPr>
+            <m:t>c=</m:t>
+          </m:r>
+          <m:func>
+            <m:funcPr>
+              <m:ctrlPr>
+                <w:rPr>
+                  <w:rFonts w:ascii="Cambria Math" w:eastAsiaTheme="minorEastAsia" w:hAnsi="Cambria Math"/>
+                  <w:i/>
+                </w:rPr>
+              </m:ctrlPr>
+            </m:funcPr>
+            <m:fName>
+              <m:r>
+                <m:rPr>
+                  <m:sty m:val="p"/>
+                </m:rPr>
+                <w:rPr>
+                  <w:rFonts w:ascii="Cambria Math" w:hAnsi="Cambria Math"/>
+                </w:rPr>
+                <m:t>sec</m:t>
+              </m:r>
+            </m:fName>
+            <m:e>
+              <m:r>
+                <w:rPr>
+                  <w:rFonts w:ascii="Cambria Math" w:eastAsiaTheme="minorEastAsia" w:hAnsi="Cambria Math"/>
+                </w:rPr>
+                <m:t>θ</m:t>
+              </m:r>
+            </m:e>
+          </m:func>
+          <m:d>
+            <m:dPr>
+              <m:begChr m:val="["/>
+              <m:endChr m:val="]"/>
+              <m:ctrlPr>
+                <w:rPr>
+                  <w:rFonts w:ascii="Cambria Math" w:eastAsiaTheme="minorEastAsia" w:hAnsi="Cambria Math"/>
+                  <w:i/>
+                </w:rPr>
+              </m:ctrlPr>
+            </m:dPr>
+            <m:e>
+              <m:rad>
+                <m:radPr>
+                  <m:degHide m:val="1"/>
+                  <m:ctrlPr>
+                    <w:rPr>
+                      <w:rFonts w:ascii="Cambria Math" w:hAnsi="Cambria Math"/>
+                      <w:i/>
+                    </w:rPr>
+                  </m:ctrlPr>
+                </m:radPr>
+                <m:deg/>
+                <m:e>
+                  <m:sSup>
+                    <m:sSupPr>
+                      <m:ctrlPr>
+                        <w:rPr>
+                          <w:rFonts w:ascii="Cambria Math" w:hAnsi="Cambria Math"/>
+                          <w:i/>
+                        </w:rPr>
+                      </m:ctrlPr>
+                    </m:sSupPr>
+                    <m:e>
                       <m:sSub>
                         <m:sSubPr>
                           <m:ctrlPr>
@@ -2578,10 +2556,111 @@
                           </m:r>
                         </m:sub>
                       </m:sSub>
+                    </m:e>
+                    <m:sup>
+                      <m:r>
+                        <w:rPr>
+                          <w:rFonts w:ascii="Cambria Math" w:hAnsi="Cambria Math"/>
+                        </w:rPr>
+                        <m:t>2</m:t>
+                      </m:r>
+                    </m:sup>
+                  </m:sSup>
+                  <m:r>
+                    <w:rPr>
+                      <w:rFonts w:ascii="Cambria Math" w:hAnsi="Cambria Math"/>
+                    </w:rPr>
+                    <m:t>+</m:t>
+                  </m:r>
+                  <m:f>
+                    <m:fPr>
+                      <m:ctrlPr>
+                        <w:rPr>
+                          <w:rFonts w:ascii="Cambria Math" w:hAnsi="Cambria Math"/>
+                          <w:i/>
+                        </w:rPr>
+                      </m:ctrlPr>
+                    </m:fPr>
+                    <m:num>
+                      <m:r>
+                        <w:rPr>
+                          <w:rFonts w:ascii="Cambria Math" w:hAnsi="Cambria Math"/>
+                        </w:rPr>
+                        <m:t>A</m:t>
+                      </m:r>
+                      <m:func>
+                        <m:funcPr>
+                          <m:ctrlPr>
+                            <w:rPr>
+                              <w:rFonts w:ascii="Cambria Math" w:eastAsiaTheme="minorEastAsia" w:hAnsi="Cambria Math"/>
+                              <w:i/>
+                            </w:rPr>
+                          </m:ctrlPr>
+                        </m:funcPr>
+                        <m:fName>
+                          <m:r>
+                            <m:rPr>
+                              <m:sty m:val="p"/>
+                            </m:rPr>
+                            <w:rPr>
+                              <w:rFonts w:ascii="Cambria Math" w:hAnsi="Cambria Math"/>
+                            </w:rPr>
+                            <m:t>cos</m:t>
+                          </m:r>
+                        </m:fName>
+                        <m:e>
+                          <m:r>
+                            <w:rPr>
+                              <w:rFonts w:ascii="Cambria Math" w:eastAsiaTheme="minorEastAsia" w:hAnsi="Cambria Math"/>
+                            </w:rPr>
+                            <m:t>θ</m:t>
+                          </m:r>
+                        </m:e>
+                      </m:func>
+                    </m:num>
+                    <m:den>
+                      <m:r>
+                        <w:rPr>
+                          <w:rFonts w:ascii="Cambria Math" w:eastAsiaTheme="minorEastAsia" w:hAnsi="Cambria Math"/>
+                        </w:rPr>
+                        <m:t>π</m:t>
+                      </m:r>
                     </m:den>
                   </m:f>
                 </m:e>
               </m:rad>
+              <m:r>
+                <w:rPr>
+                  <w:rFonts w:ascii="Cambria Math" w:hAnsi="Cambria Math"/>
+                </w:rPr>
+                <m:t>-</m:t>
+              </m:r>
+              <m:sSub>
+                <m:sSubPr>
+                  <m:ctrlPr>
+                    <w:rPr>
+                      <w:rFonts w:ascii="Cambria Math" w:hAnsi="Cambria Math"/>
+                      <w:i/>
+                    </w:rPr>
+                  </m:ctrlPr>
+                </m:sSubPr>
+                <m:e>
+                  <m:r>
+                    <w:rPr>
+                      <w:rFonts w:ascii="Cambria Math" w:hAnsi="Cambria Math"/>
+                    </w:rPr>
+                    <m:t>r</m:t>
+                  </m:r>
+                </m:e>
+                <m:sub>
+                  <m:r>
+                    <w:rPr>
+                      <w:rFonts w:ascii="Cambria Math" w:hAnsi="Cambria Math"/>
+                    </w:rPr>
+                    <m:t>shroud</m:t>
+                  </m:r>
+                </m:sub>
+              </m:sSub>
             </m:e>
           </m:d>
         </m:oMath>
@@ -2597,25 +2676,49 @@
     </w:p>
     <w:p>
       <w:pPr>
+        <w:jc w:val="center"/>
+        <w:rPr>
+          <w:rFonts w:eastAsiaTheme="minorEastAsia"/>
+          <w:sz w:val="16"/>
+          <w:szCs w:val="16"/>
+        </w:rPr>
+      </w:pPr>
+    </w:p>
+    <w:p>
+      <w:pPr>
+        <w:jc w:val="center"/>
+        <w:rPr>
+          <w:rFonts w:eastAsiaTheme="minorEastAsia"/>
+          <w:sz w:val="16"/>
+          <w:szCs w:val="16"/>
+        </w:rPr>
+      </w:pPr>
+    </w:p>
+    <w:p>
+      <w:pPr>
+        <w:jc w:val="center"/>
+        <w:rPr>
+          <w:rFonts w:eastAsiaTheme="minorEastAsia"/>
+          <w:sz w:val="16"/>
+          <w:szCs w:val="16"/>
+        </w:rPr>
+      </w:pPr>
+    </w:p>
+    <w:p>
+      <w:pPr>
+        <w:jc w:val="center"/>
+        <w:rPr>
+          <w:sz w:val="16"/>
+          <w:szCs w:val="16"/>
+        </w:rPr>
+      </w:pPr>
+    </w:p>
+    <w:p>
+      <w:pPr>
         <w:pStyle w:val="Heading1"/>
       </w:pPr>
       <w:r>
-        <w:t>Turbine</w:t>
-      </w:r>
-    </w:p>
-    <w:p>
-      <w:r>
-        <w:t>Mount in the interstage or above the TCA?</w:t>
-      </w:r>
-    </w:p>
-    <w:p>
-      <w:r>
-        <w:t>The fuel tank should be directly above the turbine in either case. Otherwise you need two separate IPS systems.</w:t>
-      </w:r>
-    </w:p>
-    <w:p>
-      <w:r>
-        <w:t>Pros to interstage:</w:t>
+        <w:t>Vehicle</w:t>
       </w:r>
     </w:p>
     <w:p>
@@ -2627,7 +2730,166 @@
         </w:numPr>
       </w:pPr>
       <w:r>
+        <w:t>Make the tanks out of hvac ducting. This stuff comes in a ton of different diameters:</w:t>
+      </w:r>
+    </w:p>
+    <w:p>
+      <w:pPr>
+        <w:pStyle w:val="ListParagraph"/>
+        <w:numPr>
+          <w:ilvl w:val="1"/>
+          <w:numId w:val="2"/>
+        </w:numPr>
+      </w:pPr>
+      <w:r>
+        <w:t>0.7</w:t>
+      </w:r>
+      <w:r>
+        <w:t>9</w:t>
+      </w:r>
+      <w:r>
+        <w:t xml:space="preserve">mm 304 stainless: </w:t>
+      </w:r>
+      <w:hyperlink r:id="rId7" w:history="1">
+        <w:r>
+          <w:rPr>
+            <w:rStyle w:val="Hyperlink"/>
+          </w:rPr>
+          <w:t>https://www.mcmaster.com/2538K115/</w:t>
+        </w:r>
+      </w:hyperlink>
+    </w:p>
+    <w:p>
+      <w:pPr>
+        <w:pStyle w:val="ListParagraph"/>
+        <w:numPr>
+          <w:ilvl w:val="1"/>
+          <w:numId w:val="2"/>
+        </w:numPr>
+      </w:pPr>
+      <w:r>
+        <w:t>0.6</w:t>
+      </w:r>
+      <w:r>
+        <w:t>4</w:t>
+      </w:r>
+      <w:r>
+        <w:t xml:space="preserve">mm, polished: </w:t>
+      </w:r>
+      <w:hyperlink r:id="rId8" w:history="1">
+        <w:r>
+          <w:rPr>
+            <w:rStyle w:val="Hyperlink"/>
+          </w:rPr>
+          <w:t>https://www.mcmaster.com/18005K27/</w:t>
+        </w:r>
+      </w:hyperlink>
+    </w:p>
+    <w:p>
+      <w:pPr>
+        <w:pStyle w:val="ListParagraph"/>
+        <w:numPr>
+          <w:ilvl w:val="1"/>
+          <w:numId w:val="2"/>
+        </w:numPr>
+      </w:pPr>
+      <w:r>
+        <w:t>0.</w:t>
+      </w:r>
+      <w:r>
+        <w:t>5</w:t>
+      </w:r>
+      <w:r>
+        <w:t>1</w:t>
+      </w:r>
+      <w:r>
+        <w:t>mm</w:t>
+      </w:r>
+      <w:r>
+        <w:t xml:space="preserve"> </w:t>
+      </w:r>
+      <w:r>
+        <w:t>Al</w:t>
+      </w:r>
+      <w:r>
+        <w:t xml:space="preserve">, but needs </w:t>
+      </w:r>
+      <w:r>
+        <w:t>seam</w:t>
+      </w:r>
+      <w:r>
+        <w:t xml:space="preserve">: </w:t>
+      </w:r>
+      <w:hyperlink r:id="rId9" w:history="1">
+        <w:r>
+          <w:rPr>
+            <w:rStyle w:val="Hyperlink"/>
+          </w:rPr>
+          <w:t>https://www.mcmaster.com/1773K308/</w:t>
+        </w:r>
+      </w:hyperlink>
+    </w:p>
+    <w:p>
+      <w:pPr>
+        <w:pStyle w:val="ListParagraph"/>
+        <w:numPr>
+          <w:ilvl w:val="1"/>
+          <w:numId w:val="2"/>
+        </w:numPr>
+      </w:pPr>
+      <w:r>
+        <w:t xml:space="preserve">0.55mm galvanized: </w:t>
+      </w:r>
+      <w:hyperlink r:id="rId10" w:history="1">
+        <w:r>
+          <w:rPr>
+            <w:rStyle w:val="Hyperlink"/>
+          </w:rPr>
+          <w:t>https://www.mcmaster.com/2226K48/</w:t>
+        </w:r>
+      </w:hyperlink>
+    </w:p>
+    <w:p>
+      <w:pPr>
+        <w:jc w:val="center"/>
+        <w:rPr>
+          <w:rFonts w:eastAsiaTheme="minorEastAsia"/>
+        </w:rPr>
+      </w:pPr>
+    </w:p>
+    <w:p>
+      <w:pPr>
+        <w:pStyle w:val="Heading1"/>
+      </w:pPr>
+      <w:r>
         <w:lastRenderedPageBreak/>
+        <w:t>Turbine</w:t>
+      </w:r>
+    </w:p>
+    <w:p>
+      <w:r>
+        <w:t>Mount in the interstage or above the TCA?</w:t>
+      </w:r>
+    </w:p>
+    <w:p>
+      <w:r>
+        <w:t>The fuel tank should be directly above the turbine in either case. Otherwise you need two separate IPS systems.</w:t>
+      </w:r>
+    </w:p>
+    <w:p>
+      <w:r>
+        <w:t>Pros to interstage:</w:t>
+      </w:r>
+    </w:p>
+    <w:p>
+      <w:pPr>
+        <w:pStyle w:val="ListParagraph"/>
+        <w:numPr>
+          <w:ilvl w:val="0"/>
+          <w:numId w:val="2"/>
+        </w:numPr>
+      </w:pPr>
+      <w:r>
         <w:t xml:space="preserve">IPS feels easier, since leakage would have to physically route </w:t>
       </w:r>
       <w:r>

--- a/Mark 2 Introspective.docx
+++ b/Mark 2 Introspective.docx
@@ -110,7 +110,21 @@
           <w:i/>
           <w:iCs/>
         </w:rPr>
-        <w:t>through the length of the ox tank</w:t>
+        <w:t xml:space="preserve">through the length of the </w:t>
+      </w:r>
+      <w:r>
+        <w:rPr>
+          <w:i/>
+          <w:iCs/>
+        </w:rPr>
+        <w:t>bottom</w:t>
+      </w:r>
+      <w:r>
+        <w:rPr>
+          <w:i/>
+          <w:iCs/>
+        </w:rPr>
+        <w:t xml:space="preserve"> tank</w:t>
       </w:r>
       <w:r>
         <w:t>.</w:t>
@@ -125,7 +139,15 @@
         </w:numPr>
       </w:pPr>
       <w:r>
-        <w:t>The rotordynamic environment is going to be… interesting</w:t>
+        <w:t xml:space="preserve">The </w:t>
+      </w:r>
+      <w:proofErr w:type="spellStart"/>
+      <w:r>
+        <w:t>rotordynamic</w:t>
+      </w:r>
+      <w:proofErr w:type="spellEnd"/>
+      <w:r>
+        <w:t xml:space="preserve"> environment is going to be… interesting</w:t>
       </w:r>
     </w:p>
     <w:p>
@@ -1852,19 +1874,7 @@
                 <w:rPr>
                   <w:rFonts w:ascii="Cambria Math" w:eastAsiaTheme="minorEastAsia" w:hAnsi="Cambria Math"/>
                 </w:rPr>
-                <m:t xml:space="preserve">θ </m:t>
-              </m:r>
-              <m:r>
-                <w:rPr>
-                  <w:rFonts w:ascii="Cambria Math" w:eastAsiaTheme="minorEastAsia" w:hAnsi="Cambria Math"/>
-                </w:rPr>
-                <m:t>+</m:t>
-              </m:r>
-              <m:r>
-                <w:rPr>
-                  <w:rFonts w:ascii="Cambria Math" w:eastAsiaTheme="minorEastAsia" w:hAnsi="Cambria Math"/>
-                </w:rPr>
-                <m:t xml:space="preserve"> </m:t>
+                <m:t xml:space="preserve">θ + </m:t>
               </m:r>
               <m:sSub>
                 <m:sSubPr>
@@ -2023,13 +2033,7 @@
                     <w:rPr>
                       <w:rFonts w:ascii="Cambria Math" w:hAnsi="Cambria Math"/>
                     </w:rPr>
-                    <m:t>-</m:t>
-                  </m:r>
-                  <m:r>
-                    <w:rPr>
-                      <w:rFonts w:ascii="Cambria Math" w:hAnsi="Cambria Math"/>
-                    </w:rPr>
-                    <m:t>2</m:t>
+                    <m:t>-2</m:t>
                   </m:r>
                   <m:r>
                     <w:rPr>
@@ -2159,13 +2163,7 @@
                     <w:rPr>
                       <w:rFonts w:ascii="Cambria Math" w:hAnsi="Cambria Math"/>
                     </w:rPr>
-                    <m:t>+</m:t>
-                  </m:r>
-                  <m:r>
-                    <w:rPr>
-                      <w:rFonts w:ascii="Cambria Math" w:hAnsi="Cambria Math"/>
-                    </w:rPr>
-                    <m:t>4A</m:t>
+                    <m:t>+4A</m:t>
                   </m:r>
                   <m:r>
                     <w:rPr>
@@ -2324,13 +2322,7 @@
                     <w:rPr>
                       <w:rFonts w:ascii="Cambria Math" w:hAnsi="Cambria Math"/>
                     </w:rPr>
-                    <m:t>1</m:t>
-                  </m:r>
-                  <m:r>
-                    <w:rPr>
-                      <w:rFonts w:ascii="Cambria Math" w:hAnsi="Cambria Math"/>
-                    </w:rPr>
-                    <m:t>+</m:t>
+                    <m:t>1+</m:t>
                   </m:r>
                   <m:f>
                     <m:fPr>
@@ -2439,13 +2431,7 @@
                 <w:rPr>
                   <w:rFonts w:ascii="Cambria Math" w:hAnsi="Cambria Math"/>
                 </w:rPr>
-                <m:t>-</m:t>
-              </m:r>
-              <m:r>
-                <w:rPr>
-                  <w:rFonts w:ascii="Cambria Math" w:hAnsi="Cambria Math"/>
-                </w:rPr>
-                <m:t>1</m:t>
+                <m:t>-1</m:t>
               </m:r>
             </m:e>
           </m:d>
@@ -2730,7 +2716,15 @@
         </w:numPr>
       </w:pPr>
       <w:r>
-        <w:t>Make the tanks out of hvac ducting. This stuff comes in a ton of different diameters:</w:t>
+        <w:t xml:space="preserve">Make the tanks out of </w:t>
+      </w:r>
+      <w:proofErr w:type="spellStart"/>
+      <w:r>
+        <w:t>hvac</w:t>
+      </w:r>
+      <w:proofErr w:type="spellEnd"/>
+      <w:r>
+        <w:t xml:space="preserve"> ducting. This stuff comes in a ton of different diameters:</w:t>
       </w:r>
     </w:p>
     <w:p>
@@ -2983,7 +2977,15 @@
         <w:t>load path</w:t>
       </w:r>
       <w:r>
-        <w:t xml:space="preserve"> is a little easier, less stuff put in bending. That loadpath is likely more critical during recovery</w:t>
+        <w:t xml:space="preserve"> is a little easier, less stuff put in bending. That </w:t>
+      </w:r>
+      <w:proofErr w:type="spellStart"/>
+      <w:r>
+        <w:t>loadpath</w:t>
+      </w:r>
+      <w:proofErr w:type="spellEnd"/>
+      <w:r>
+        <w:t xml:space="preserve"> is likely more critical during recovery</w:t>
       </w:r>
     </w:p>
     <w:p>

--- a/Mark 2 Introspective.docx
+++ b/Mark 2 Introspective.docx
@@ -2672,6 +2672,15 @@
     </w:p>
     <w:p>
       <w:pPr>
+        <w:pStyle w:val="Heading1"/>
+      </w:pPr>
+      <w:r>
+        <w:t>Inducer</w:t>
+      </w:r>
+    </w:p>
+    <w:p/>
+    <w:p>
+      <w:pPr>
         <w:jc w:val="center"/>
         <w:rPr>
           <w:rFonts w:eastAsiaTheme="minorEastAsia"/>
@@ -2788,6 +2797,7 @@
         </w:numPr>
       </w:pPr>
       <w:r>
+        <w:lastRenderedPageBreak/>
         <w:t>0.</w:t>
       </w:r>
       <w:r>
@@ -2856,7 +2866,6 @@
         <w:pStyle w:val="Heading1"/>
       </w:pPr>
       <w:r>
-        <w:lastRenderedPageBreak/>
         <w:t>Turbine</w:t>
       </w:r>
     </w:p>
